--- a/Knitted_Markdowns/Tetranychus_cinnabarinus_PT.docx
+++ b/Knitted_Markdowns/Tetranychus_cinnabarinus_PT.docx
@@ -7,7 +7,37 @@
         <w:pStyle w:val="Title"/>
       </w:pPr>
       <w:r>
-        <w:t xml:space="preserve">Temperature dependent dispersal: A distributed experiment</w:t>
+        <w:t xml:space="preserve">Temperature</w:t>
+      </w:r>
+      <w:r>
+        <w:t xml:space="preserve"> </w:t>
+      </w:r>
+      <w:r>
+        <w:t xml:space="preserve">dependent</w:t>
+      </w:r>
+      <w:r>
+        <w:t xml:space="preserve"> </w:t>
+      </w:r>
+      <w:r>
+        <w:t xml:space="preserve">dispersal:</w:t>
+      </w:r>
+      <w:r>
+        <w:t xml:space="preserve"> </w:t>
+      </w:r>
+      <w:r>
+        <w:t xml:space="preserve">A</w:t>
+      </w:r>
+      <w:r>
+        <w:t xml:space="preserve"> </w:t>
+      </w:r>
+      <w:r>
+        <w:t xml:space="preserve">distributed</w:t>
+      </w:r>
+      <w:r>
+        <w:t xml:space="preserve"> </w:t>
+      </w:r>
+      <w:r>
+        <w:t xml:space="preserve">experiment</w:t>
       </w:r>
     </w:p>
     <w:p>
@@ -15,7 +45,43 @@
         <w:pStyle w:val="Author"/>
       </w:pPr>
       <w:r>
-        <w:t xml:space="preserve">Raquel Gaspar, Sofia Costa, Leonor R Rodrigues</w:t>
+        <w:t xml:space="preserve">Raquel</w:t>
+      </w:r>
+      <w:r>
+        <w:t xml:space="preserve"> </w:t>
+      </w:r>
+      <w:r>
+        <w:t xml:space="preserve">Gaspar,</w:t>
+      </w:r>
+      <w:r>
+        <w:t xml:space="preserve"> </w:t>
+      </w:r>
+      <w:r>
+        <w:t xml:space="preserve">Sofia</w:t>
+      </w:r>
+      <w:r>
+        <w:t xml:space="preserve"> </w:t>
+      </w:r>
+      <w:r>
+        <w:t xml:space="preserve">Costa,</w:t>
+      </w:r>
+      <w:r>
+        <w:t xml:space="preserve"> </w:t>
+      </w:r>
+      <w:r>
+        <w:t xml:space="preserve">Leonor</w:t>
+      </w:r>
+      <w:r>
+        <w:t xml:space="preserve"> </w:t>
+      </w:r>
+      <w:r>
+        <w:t xml:space="preserve">R</w:t>
+      </w:r>
+      <w:r>
+        <w:t xml:space="preserve"> </w:t>
+      </w:r>
+      <w:r>
+        <w:t xml:space="preserve">Rodrigues</w:t>
       </w:r>
     </w:p>
     <w:bookmarkStart w:id="53" w:name="Xb15dd25d0554a88a8e8442cc569da6cae2b4570"/>
@@ -31,8 +97,8 @@
       </w:r>
       <w:r>
         <w:rPr>
+          <w:iCs/>
           <w:i/>
-          <w:iCs/>
         </w:rPr>
         <w:t xml:space="preserve">Tetranychus cinnabarinus_PT</w:t>
       </w:r>
@@ -48,11 +114,11 @@
     </w:p>
     <w:p>
       <w:pPr>
-        <w:pStyle w:val="Compact"/>
         <w:numPr>
           <w:ilvl w:val="0"/>
           <w:numId w:val="1001"/>
         </w:numPr>
+        <w:pStyle w:val="Compact"/>
       </w:pPr>
       <w:r>
         <w:t xml:space="preserve">conceptualization: Leonor Rodrigues</w:t>
@@ -60,11 +126,11 @@
     </w:p>
     <w:p>
       <w:pPr>
-        <w:pStyle w:val="Compact"/>
         <w:numPr>
           <w:ilvl w:val="0"/>
           <w:numId w:val="1001"/>
         </w:numPr>
+        <w:pStyle w:val="Compact"/>
       </w:pPr>
       <w:r>
         <w:t xml:space="preserve">statistical analysis: Sofia Costa and Raquel Gaspar</w:t>
@@ -72,11 +138,11 @@
     </w:p>
     <w:p>
       <w:pPr>
-        <w:pStyle w:val="Compact"/>
         <w:numPr>
           <w:ilvl w:val="0"/>
           <w:numId w:val="1001"/>
         </w:numPr>
+        <w:pStyle w:val="Compact"/>
       </w:pPr>
       <w:r>
         <w:t xml:space="preserve">methodology (design of methodology): Leonor Rodrigues</w:t>
@@ -84,11 +150,11 @@
     </w:p>
     <w:p>
       <w:pPr>
-        <w:pStyle w:val="Compact"/>
         <w:numPr>
           <w:ilvl w:val="0"/>
           <w:numId w:val="1001"/>
         </w:numPr>
+        <w:pStyle w:val="Compact"/>
       </w:pPr>
       <w:r>
         <w:t xml:space="preserve">investigation/conduct experiment: Raquel Gaspar and Sofia Costa</w:t>
@@ -96,11 +162,11 @@
     </w:p>
     <w:p>
       <w:pPr>
-        <w:pStyle w:val="Compact"/>
         <w:numPr>
           <w:ilvl w:val="0"/>
           <w:numId w:val="1001"/>
         </w:numPr>
+        <w:pStyle w:val="Compact"/>
       </w:pPr>
       <w:r>
         <w:t xml:space="preserve">funding acquisition: Leonor Rodrigues</w:t>
@@ -108,11 +174,11 @@
     </w:p>
     <w:p>
       <w:pPr>
-        <w:pStyle w:val="Compact"/>
         <w:numPr>
           <w:ilvl w:val="0"/>
           <w:numId w:val="1001"/>
         </w:numPr>
+        <w:pStyle w:val="Compact"/>
       </w:pPr>
       <w:r>
         <w:t xml:space="preserve">writing (original draft, supplement): Leonor Rodrigues</w:t>
@@ -210,7 +276,13 @@
         <w:pStyle w:val="BodyText"/>
       </w:pPr>
       <w:r>
-        <w:t xml:space="preserve">‘WuSS’</w:t>
+        <w:t xml:space="preserve">‘</w:t>
+      </w:r>
+      <w:r>
+        <w:t xml:space="preserve">WuSS</w:t>
+      </w:r>
+      <w:r>
+        <w:t xml:space="preserve">’</w:t>
       </w:r>
       <w:r>
         <w:t xml:space="preserve"> </w:t>
@@ -222,7 +294,13 @@
         <w:t xml:space="preserve"> </w:t>
       </w:r>
       <w:r>
-        <w:t xml:space="preserve">‘iC’</w:t>
+        <w:t xml:space="preserve">‘</w:t>
+      </w:r>
+      <w:r>
+        <w:t xml:space="preserve">iC</w:t>
+      </w:r>
+      <w:r>
+        <w:t xml:space="preserve">’</w:t>
       </w:r>
       <w:r>
         <w:t xml:space="preserve"> </w:t>
@@ -266,7 +344,13 @@
         <w:pStyle w:val="BodyText"/>
       </w:pPr>
       <w:r>
-        <w:t xml:space="preserve">‘WuSS’</w:t>
+        <w:t xml:space="preserve">‘</w:t>
+      </w:r>
+      <w:r>
+        <w:t xml:space="preserve">WuSS</w:t>
+      </w:r>
+      <w:r>
+        <w:t xml:space="preserve">’</w:t>
       </w:r>
       <w:r>
         <w:t xml:space="preserve"> </w:t>
@@ -288,7 +372,7 @@
         <w:pStyle w:val="BodyText"/>
       </w:pPr>
       <w:r>
-        <w:t xml:space="preserve">Mated females (ca. 8 days at high temperatures - opt and high - and 10 to 11 days at control temperature).</w:t>
+        <w:t xml:space="preserve">Mated females (ca. 8 days at high temperatures - opt and high - and 10 to 11 days at control (low) temperature).</w:t>
       </w:r>
     </w:p>
     <w:bookmarkEnd w:id="23"/>
@@ -312,11 +396,11 @@
     </w:p>
     <w:p>
       <w:pPr>
-        <w:pStyle w:val="Compact"/>
         <w:numPr>
           <w:ilvl w:val="0"/>
           <w:numId w:val="1002"/>
         </w:numPr>
+        <w:pStyle w:val="Compact"/>
       </w:pPr>
       <w:r>
         <w:t xml:space="preserve">Tlab: 25°C; Temperature at which the mite population was kept in the laboratory since 2020.</w:t>
@@ -324,11 +408,11 @@
     </w:p>
     <w:p>
       <w:pPr>
-        <w:pStyle w:val="Compact"/>
         <w:numPr>
           <w:ilvl w:val="0"/>
           <w:numId w:val="1002"/>
         </w:numPr>
+        <w:pStyle w:val="Compact"/>
       </w:pPr>
       <w:r>
         <w:t xml:space="preserve">Topt: 33°C; Optimal temperature for spider mites, as their generation time decreases and number of offspring increases (based on Costa et al. 2024).</w:t>
@@ -336,11 +420,11 @@
     </w:p>
     <w:p>
       <w:pPr>
-        <w:pStyle w:val="Compact"/>
         <w:numPr>
           <w:ilvl w:val="0"/>
           <w:numId w:val="1002"/>
         </w:numPr>
+        <w:pStyle w:val="Compact"/>
       </w:pPr>
       <w:r>
         <w:t xml:space="preserve">Thot: 36°C; Established as a sub-lethal high temperature (causing a toll in fertility but not so much in survival)</w:t>
@@ -603,11 +687,11 @@
     </w:p>
     <w:p>
       <w:pPr>
-        <w:pStyle w:val="Compact"/>
         <w:numPr>
           <w:ilvl w:val="1"/>
           <w:numId w:val="1007"/>
         </w:numPr>
+        <w:pStyle w:val="Compact"/>
       </w:pPr>
       <w:r>
         <w:t xml:space="preserve">time between birth and start of acclimation period:0 days (individuals were exposed since egg)</w:t>
@@ -618,11 +702,11 @@
     </w:p>
     <w:p>
       <w:pPr>
-        <w:pStyle w:val="Compact"/>
         <w:numPr>
           <w:ilvl w:val="1"/>
           <w:numId w:val="1007"/>
         </w:numPr>
+        <w:pStyle w:val="Compact"/>
       </w:pPr>
       <w:r>
         <w:t xml:space="preserve">duration of acclimation period: 8 to 11 days (at 25C and 33/36C respectively)</w:t>
@@ -633,11 +717,11 @@
     </w:p>
     <w:p>
       <w:pPr>
-        <w:pStyle w:val="Compact"/>
         <w:numPr>
           <w:ilvl w:val="1"/>
           <w:numId w:val="1007"/>
         </w:numPr>
+        <w:pStyle w:val="Compact"/>
       </w:pPr>
       <w:r>
         <w:t xml:space="preserve">timing and duration of dispersal assay: 24h, 48h, 72h (covariate</w:t>
@@ -646,7 +730,13 @@
         <w:t xml:space="preserve"> </w:t>
       </w:r>
       <w:r>
-        <w:t xml:space="preserve">“Time”</w:t>
+        <w:t xml:space="preserve">“</w:t>
+      </w:r>
+      <w:r>
+        <w:t xml:space="preserve">Time</w:t>
+      </w:r>
+      <w:r>
+        <w:t xml:space="preserve">”</w:t>
       </w:r>
       <w:r>
         <w:t xml:space="preserve">)</w:t>
@@ -704,11 +794,11 @@
     </w:p>
     <w:p>
       <w:pPr>
-        <w:pStyle w:val="Compact"/>
         <w:numPr>
           <w:ilvl w:val="1"/>
           <w:numId w:val="1008"/>
         </w:numPr>
+        <w:pStyle w:val="Compact"/>
       </w:pPr>
       <w:r>
         <w:t xml:space="preserve">The sampling regime (time intervals between sampling).</w:t>
@@ -719,11 +809,11 @@
     </w:p>
     <w:p>
       <w:pPr>
-        <w:pStyle w:val="Compact"/>
         <w:numPr>
           <w:ilvl w:val="1"/>
           <w:numId w:val="1008"/>
         </w:numPr>
+        <w:pStyle w:val="Compact"/>
       </w:pPr>
       <w:r>
         <w:t xml:space="preserve">Sampling method including whether individuals were marked and whether sampling was observed or automated: observed</w:t>
@@ -843,14 +933,14 @@
       <w:r>
         <w:drawing>
           <wp:inline>
-            <wp:extent cx="5334000" cy="4267200"/>
+            <wp:extent cx="4620126" cy="3696101"/>
             <wp:effectExtent b="0" l="0" r="0" t="0"/>
             <wp:docPr descr="Figure 1. Histogram of square-root -transformed fecundity values." title="" id="29" name="Picture"/>
             <a:graphic>
               <a:graphicData uri="http://schemas.openxmlformats.org/drawingml/2006/picture">
                 <pic:pic>
                   <pic:nvPicPr>
-                    <pic:cNvPr descr="/Volumes/IF/Desktop/Project_manuscript/Dispnet/github/Dispnet/Knitted_Markdowns/Tetranychus_cinnabarinus_PT_files/figure-docx/transformedfitnessnormal-1.png" id="30" name="Picture"/>
+                    <pic:cNvPr descr="C:\Users\LABADM~1\Dropbox\ONGOIN~1\DispNet\DISPNE~1\KNITTE~1\TETRAN~1/figure-docx/transformedfitnessnormal-1.png" id="30" name="Picture"/>
                     <pic:cNvPicPr>
                       <a:picLocks noChangeArrowheads="1" noChangeAspect="1"/>
                     </pic:cNvPicPr>
@@ -864,7 +954,7 @@
                   <pic:spPr bwMode="auto">
                     <a:xfrm>
                       <a:off x="0" y="0"/>
-                      <a:ext cx="5334000" cy="4267200"/>
+                      <a:ext cx="4620126" cy="3696101"/>
                     </a:xfrm>
                     <a:prstGeom prst="rect">
                       <a:avLst/>
@@ -898,14 +988,14 @@
       <w:r>
         <w:drawing>
           <wp:inline>
-            <wp:extent cx="5334000" cy="4267200"/>
+            <wp:extent cx="4620126" cy="3696101"/>
             <wp:effectExtent b="0" l="0" r="0" t="0"/>
             <wp:docPr descr="Figure 2. Boxplot of fitness ( fecundity ), as a function of temperature treatment. low = 25 C, opt = 33 C, high = 36 C." title="" id="32" name="Picture"/>
             <a:graphic>
               <a:graphicData uri="http://schemas.openxmlformats.org/drawingml/2006/picture">
                 <pic:pic>
                   <pic:nvPicPr>
-                    <pic:cNvPr descr="/Volumes/IF/Desktop/Project_manuscript/Dispnet/github/Dispnet/Knitted_Markdowns/Tetranychus_cinnabarinus_PT_files/figure-docx/fitnessplotnormal-1.png" id="33" name="Picture"/>
+                    <pic:cNvPr descr="C:\Users\LABADM~1\Dropbox\ONGOIN~1\DispNet\DISPNE~1\KNITTE~1\TETRAN~1/figure-docx/fitnessplotnormal-1.png" id="33" name="Picture"/>
                     <pic:cNvPicPr>
                       <a:picLocks noChangeArrowheads="1" noChangeAspect="1"/>
                     </pic:cNvPicPr>
@@ -919,7 +1009,7 @@
                   <pic:spPr bwMode="auto">
                     <a:xfrm>
                       <a:off x="0" y="0"/>
-                      <a:ext cx="5334000" cy="4267200"/>
+                      <a:ext cx="4620126" cy="3696101"/>
                     </a:xfrm>
                     <a:prstGeom prst="rect">
                       <a:avLst/>
@@ -959,7 +1049,13 @@
         <w:pStyle w:val="BodyText"/>
       </w:pPr>
       <w:r>
-        <w:t xml:space="preserve">Fitness ~ Temp.treatment + (1 | Female_survival)</w:t>
+        <w:t xml:space="preserve">“</w:t>
+      </w:r>
+      <w:r>
+        <w:t xml:space="preserve">Fitness ~ Temp.treatment + (1|Female_survival)</w:t>
+      </w:r>
+      <w:r>
+        <w:t xml:space="preserve">”</w:t>
       </w:r>
     </w:p>
     <w:p>
@@ -970,52 +1066,16 @@
         <w:rPr>
           <w:rStyle w:val="VerbatimChar"/>
         </w:rPr>
-        <w:t xml:space="preserve">## Warning in glmer(fitness.formula,</w:t>
-      </w:r>
-      <w:r>
-        <w:br/>
-      </w:r>
-      <w:r>
-        <w:rPr>
-          <w:rStyle w:val="VerbatimChar"/>
-        </w:rPr>
-        <w:t xml:space="preserve">## data = d_phase1): calling glmer()</w:t>
-      </w:r>
-      <w:r>
-        <w:br/>
-      </w:r>
-      <w:r>
-        <w:rPr>
-          <w:rStyle w:val="VerbatimChar"/>
-        </w:rPr>
-        <w:t xml:space="preserve">## with family=gaussian (identity</w:t>
-      </w:r>
-      <w:r>
-        <w:br/>
-      </w:r>
-      <w:r>
-        <w:rPr>
-          <w:rStyle w:val="VerbatimChar"/>
-        </w:rPr>
-        <w:t xml:space="preserve">## link) as a shortcut to lmer() is</w:t>
-      </w:r>
-      <w:r>
-        <w:br/>
-      </w:r>
-      <w:r>
-        <w:rPr>
-          <w:rStyle w:val="VerbatimChar"/>
-        </w:rPr>
-        <w:t xml:space="preserve">## deprecated; please call lmer()</w:t>
-      </w:r>
-      <w:r>
-        <w:br/>
-      </w:r>
-      <w:r>
-        <w:rPr>
-          <w:rStyle w:val="VerbatimChar"/>
-        </w:rPr>
-        <w:t xml:space="preserve">## directly</w:t>
+        <w:t xml:space="preserve">## Warning in glmer(fitness.formula, data = d_phase1): calling glmer() with family=gaussian (identity link) as a shortcut to</w:t>
+      </w:r>
+      <w:r>
+        <w:br/>
+      </w:r>
+      <w:r>
+        <w:rPr>
+          <w:rStyle w:val="VerbatimChar"/>
+        </w:rPr>
+        <w:t xml:space="preserve">## lmer() is deprecated; please call lmer() directly</w:t>
       </w:r>
     </w:p>
     <w:bookmarkStart w:id="34" w:name="X4d75bf29afdb3f3059f51b0f64a8b52a72d0286"/>
@@ -1044,34 +1104,16 @@
         <w:rPr>
           <w:rStyle w:val="VerbatimChar"/>
         </w:rPr>
-        <w:t xml:space="preserve">##                npar Sum Sq Mean Sq</w:t>
-      </w:r>
-      <w:r>
-        <w:br/>
-      </w:r>
-      <w:r>
-        <w:rPr>
-          <w:rStyle w:val="VerbatimChar"/>
-        </w:rPr>
-        <w:t xml:space="preserve">## Temp.treatment    2 3167.8  1583.9</w:t>
-      </w:r>
-      <w:r>
-        <w:br/>
-      </w:r>
-      <w:r>
-        <w:rPr>
-          <w:rStyle w:val="VerbatimChar"/>
-        </w:rPr>
-        <w:t xml:space="preserve">##                F value</w:t>
-      </w:r>
-      <w:r>
-        <w:br/>
-      </w:r>
-      <w:r>
-        <w:rPr>
-          <w:rStyle w:val="VerbatimChar"/>
-        </w:rPr>
-        <w:t xml:space="preserve">## Temp.treatment    16.4</w:t>
+        <w:t xml:space="preserve">##                npar Sum Sq Mean Sq F value</w:t>
+      </w:r>
+      <w:r>
+        <w:br/>
+      </w:r>
+      <w:r>
+        <w:rPr>
+          <w:rStyle w:val="VerbatimChar"/>
+        </w:rPr>
+        <w:t xml:space="preserve">## Temp.treatment    2 3167.8  1583.9    16.4</w:t>
       </w:r>
     </w:p>
     <w:bookmarkEnd w:id="34"/>
@@ -1092,70 +1134,34 @@
         <w:rPr>
           <w:rStyle w:val="VerbatimChar"/>
         </w:rPr>
-        <w:t xml:space="preserve">##  contrast       estimate   SE   df</w:t>
-      </w:r>
-      <w:r>
-        <w:br/>
-      </w:r>
-      <w:r>
-        <w:rPr>
-          <w:rStyle w:val="VerbatimChar"/>
-        </w:rPr>
-        <w:t xml:space="preserve">##  opt - control     -3.57 2.15 2.15</w:t>
-      </w:r>
-      <w:r>
-        <w:br/>
-      </w:r>
-      <w:r>
-        <w:rPr>
-          <w:rStyle w:val="VerbatimChar"/>
-        </w:rPr>
-        <w:t xml:space="preserve">##  opt - high         9.81 2.59 2.16</w:t>
-      </w:r>
-      <w:r>
-        <w:br/>
-      </w:r>
-      <w:r>
-        <w:rPr>
-          <w:rStyle w:val="VerbatimChar"/>
-        </w:rPr>
-        <w:t xml:space="preserve">##  control - high    13.38 2.35 2.15</w:t>
-      </w:r>
-      <w:r>
-        <w:br/>
-      </w:r>
-      <w:r>
-        <w:rPr>
-          <w:rStyle w:val="VerbatimChar"/>
-        </w:rPr>
-        <w:t xml:space="preserve">##  lower.CL upper.CL t.ratio p.value</w:t>
-      </w:r>
-      <w:r>
-        <w:br/>
-      </w:r>
-      <w:r>
-        <w:rPr>
-          <w:rStyle w:val="VerbatimChar"/>
-        </w:rPr>
-        <w:t xml:space="preserve">##   -12.239      5.1  -1.662  0.2298</w:t>
-      </w:r>
-      <w:r>
-        <w:br/>
-      </w:r>
-      <w:r>
-        <w:rPr>
-          <w:rStyle w:val="VerbatimChar"/>
-        </w:rPr>
-        <w:t xml:space="preserve">##    -0.584     20.2   3.791  0.0560</w:t>
-      </w:r>
-      <w:r>
-        <w:br/>
-      </w:r>
-      <w:r>
-        <w:rPr>
-          <w:rStyle w:val="VerbatimChar"/>
-        </w:rPr>
-        <w:t xml:space="preserve">##     3.896     22.9   5.691  0.0251</w:t>
+        <w:t xml:space="preserve">##  contrast   estimate   SE   df lower.CL upper.CL t.ratio p.value</w:t>
+      </w:r>
+      <w:r>
+        <w:br/>
+      </w:r>
+      <w:r>
+        <w:rPr>
+          <w:rStyle w:val="VerbatimChar"/>
+        </w:rPr>
+        <w:t xml:space="preserve">##  opt - high     9.81 2.59 2.16   -0.584     20.2   3.791  0.0560</w:t>
+      </w:r>
+      <w:r>
+        <w:br/>
+      </w:r>
+      <w:r>
+        <w:rPr>
+          <w:rStyle w:val="VerbatimChar"/>
+        </w:rPr>
+        <w:t xml:space="preserve">##  opt - low     -3.57 2.15 2.15  -12.239      5.1  -1.662  0.2298</w:t>
+      </w:r>
+      <w:r>
+        <w:br/>
+      </w:r>
+      <w:r>
+        <w:rPr>
+          <w:rStyle w:val="VerbatimChar"/>
+        </w:rPr>
+        <w:t xml:space="preserve">##  high - low   -13.38 2.35 2.15  -22.868     -3.9  -5.691  0.0251</w:t>
       </w:r>
       <w:r>
         <w:br/>
@@ -1209,7 +1215,13 @@
         <w:pStyle w:val="BodyText"/>
       </w:pPr>
       <w:r>
-        <w:t xml:space="preserve">cbind(Num.disp, Num.nondisp) ~ Temp.treatment * Time + (1 | Block)</w:t>
+        <w:t xml:space="preserve">“</w:t>
+      </w:r>
+      <w:r>
+        <w:t xml:space="preserve">cbind(Num.disp, Num.nondisp) ~ Temp.treatment * Time + (1|Block)</w:t>
+      </w:r>
+      <w:r>
+        <w:t xml:space="preserve">”</w:t>
       </w:r>
     </w:p>
     <w:p>
@@ -1250,14 +1262,14 @@
       <w:r>
         <w:drawing>
           <wp:inline>
-            <wp:extent cx="5334000" cy="4267200"/>
+            <wp:extent cx="4620126" cy="3696101"/>
             <wp:effectExtent b="0" l="0" r="0" t="0"/>
             <wp:docPr descr="Figure 1. Dispersal as a function of temperature treatment. low = 25 C, opt = 33 C, high = 36 C. Error bars represent 95% confidence intervals predicted from GLMM." title="" id="38" name="Picture"/>
             <a:graphic>
               <a:graphicData uri="http://schemas.openxmlformats.org/drawingml/2006/picture">
                 <pic:pic>
                   <pic:nvPicPr>
-                    <pic:cNvPr descr="/Volumes/IF/Desktop/Project_manuscript/Dispnet/github/Dispnet/Knitted_Markdowns/Tetranychus_cinnabarinus_PT_files/figure-docx/dispersalplot-1.png" id="39" name="Picture"/>
+                    <pic:cNvPr descr="C:\Users\LABADM~1\Dropbox\ONGOIN~1\DispNet\DISPNE~1\KNITTE~1\TETRAN~1/figure-docx/dispersalplot-1.png" id="39" name="Picture"/>
                     <pic:cNvPicPr>
                       <a:picLocks noChangeArrowheads="1" noChangeAspect="1"/>
                     </pic:cNvPicPr>
@@ -1271,7 +1283,7 @@
                   <pic:spPr bwMode="auto">
                     <a:xfrm>
                       <a:off x="0" y="0"/>
-                      <a:ext cx="5334000" cy="4267200"/>
+                      <a:ext cx="4620126" cy="3696101"/>
                     </a:xfrm>
                     <a:prstGeom prst="rect">
                       <a:avLst/>
@@ -1351,79 +1363,25 @@
         <w:rPr>
           <w:rStyle w:val="VerbatimChar"/>
         </w:rPr>
-        <w:t xml:space="preserve">##                     npar    AIC</w:t>
-      </w:r>
-      <w:r>
-        <w:br/>
-      </w:r>
-      <w:r>
-        <w:rPr>
-          <w:rStyle w:val="VerbatimChar"/>
-        </w:rPr>
-        <w:t xml:space="preserve">## &lt;none&gt;                   1523.7</w:t>
-      </w:r>
-      <w:r>
-        <w:br/>
-      </w:r>
-      <w:r>
-        <w:rPr>
-          <w:rStyle w:val="VerbatimChar"/>
-        </w:rPr>
-        <w:t xml:space="preserve">## Temp.treatment:Time    2 1528.5</w:t>
-      </w:r>
-      <w:r>
-        <w:br/>
-      </w:r>
-      <w:r>
-        <w:rPr>
-          <w:rStyle w:val="VerbatimChar"/>
-        </w:rPr>
-        <w:t xml:space="preserve">##                        LRT Pr(Chi)</w:t>
-      </w:r>
-      <w:r>
-        <w:br/>
-      </w:r>
-      <w:r>
-        <w:rPr>
-          <w:rStyle w:val="VerbatimChar"/>
-        </w:rPr>
-        <w:t xml:space="preserve">## &lt;none&gt;                            </w:t>
-      </w:r>
-      <w:r>
-        <w:br/>
-      </w:r>
-      <w:r>
-        <w:rPr>
-          <w:rStyle w:val="VerbatimChar"/>
-        </w:rPr>
-        <w:t xml:space="preserve">## Temp.treatment:Time 8.8855 0.01176</w:t>
-      </w:r>
-      <w:r>
-        <w:br/>
-      </w:r>
-      <w:r>
-        <w:rPr>
-          <w:rStyle w:val="VerbatimChar"/>
-        </w:rPr>
-        <w:t xml:space="preserve">##                      </w:t>
-      </w:r>
-      <w:r>
-        <w:br/>
-      </w:r>
-      <w:r>
-        <w:rPr>
-          <w:rStyle w:val="VerbatimChar"/>
-        </w:rPr>
-        <w:t xml:space="preserve">## &lt;none&gt;               </w:t>
-      </w:r>
-      <w:r>
-        <w:br/>
-      </w:r>
-      <w:r>
-        <w:rPr>
-          <w:rStyle w:val="VerbatimChar"/>
-        </w:rPr>
-        <w:t xml:space="preserve">## Temp.treatment:Time *</w:t>
+        <w:t xml:space="preserve">##                     npar    AIC    LRT Pr(Chi)  </w:t>
+      </w:r>
+      <w:r>
+        <w:br/>
+      </w:r>
+      <w:r>
+        <w:rPr>
+          <w:rStyle w:val="VerbatimChar"/>
+        </w:rPr>
+        <w:t xml:space="preserve">## &lt;none&gt;                   1523.7                 </w:t>
+      </w:r>
+      <w:r>
+        <w:br/>
+      </w:r>
+      <w:r>
+        <w:rPr>
+          <w:rStyle w:val="VerbatimChar"/>
+        </w:rPr>
+        <w:t xml:space="preserve">## Temp.treatment:Time    2 1528.5 8.8855 0.01176 *</w:t>
       </w:r>
       <w:r>
         <w:br/>
@@ -1441,25 +1399,7 @@
         <w:rPr>
           <w:rStyle w:val="VerbatimChar"/>
         </w:rPr>
-        <w:t xml:space="preserve">## Signif. codes:  </w:t>
-      </w:r>
-      <w:r>
-        <w:br/>
-      </w:r>
-      <w:r>
-        <w:rPr>
-          <w:rStyle w:val="VerbatimChar"/>
-        </w:rPr>
-        <w:t xml:space="preserve">##   0 '***' 0.001 '**' 0.01 '*'</w:t>
-      </w:r>
-      <w:r>
-        <w:br/>
-      </w:r>
-      <w:r>
-        <w:rPr>
-          <w:rStyle w:val="VerbatimChar"/>
-        </w:rPr>
-        <w:t xml:space="preserve">##   0.05 '.' 0.1 ' ' 1</w:t>
+        <w:t xml:space="preserve">## Signif. codes:  0 '***' 0.001 '**' 0.01 '*' 0.05 '.' 0.1 ' ' 1</w:t>
       </w:r>
     </w:p>
     <w:bookmarkEnd w:id="40"/>
@@ -1480,106 +1420,34 @@
         <w:rPr>
           <w:rStyle w:val="VerbatimChar"/>
         </w:rPr>
-        <w:t xml:space="preserve">##  contrast   odds.ratio    SE  df</w:t>
-      </w:r>
-      <w:r>
-        <w:br/>
-      </w:r>
-      <w:r>
-        <w:rPr>
-          <w:rStyle w:val="VerbatimChar"/>
-        </w:rPr>
-        <w:t xml:space="preserve">##  opt / high      0.743 0.137 Inf</w:t>
-      </w:r>
-      <w:r>
-        <w:br/>
-      </w:r>
-      <w:r>
-        <w:rPr>
-          <w:rStyle w:val="VerbatimChar"/>
-        </w:rPr>
-        <w:t xml:space="preserve">##  opt / low       1.785 0.202 Inf</w:t>
-      </w:r>
-      <w:r>
-        <w:br/>
-      </w:r>
-      <w:r>
-        <w:rPr>
-          <w:rStyle w:val="VerbatimChar"/>
-        </w:rPr>
-        <w:t xml:space="preserve">##  high / low      2.404 0.358 Inf</w:t>
-      </w:r>
-      <w:r>
-        <w:br/>
-      </w:r>
-      <w:r>
-        <w:rPr>
-          <w:rStyle w:val="VerbatimChar"/>
-        </w:rPr>
-        <w:t xml:space="preserve">##  asymp.LCL asymp.UCL null z.ratio</w:t>
-      </w:r>
-      <w:r>
-        <w:br/>
-      </w:r>
-      <w:r>
-        <w:rPr>
-          <w:rStyle w:val="VerbatimChar"/>
-        </w:rPr>
-        <w:t xml:space="preserve">##      0.517      1.07    1  -1.608</w:t>
-      </w:r>
-      <w:r>
-        <w:br/>
-      </w:r>
-      <w:r>
-        <w:rPr>
-          <w:rStyle w:val="VerbatimChar"/>
-        </w:rPr>
-        <w:t xml:space="preserve">##      1.431      2.23    1   5.129</w:t>
-      </w:r>
-      <w:r>
-        <w:br/>
-      </w:r>
-      <w:r>
-        <w:rPr>
-          <w:rStyle w:val="VerbatimChar"/>
-        </w:rPr>
-        <w:t xml:space="preserve">##      1.796      3.22    1   5.889</w:t>
-      </w:r>
-      <w:r>
-        <w:br/>
-      </w:r>
-      <w:r>
-        <w:rPr>
-          <w:rStyle w:val="VerbatimChar"/>
-        </w:rPr>
-        <w:t xml:space="preserve">##  p.value</w:t>
-      </w:r>
-      <w:r>
-        <w:br/>
-      </w:r>
-      <w:r>
-        <w:rPr>
-          <w:rStyle w:val="VerbatimChar"/>
-        </w:rPr>
-        <w:t xml:space="preserve">##   0.1078</w:t>
-      </w:r>
-      <w:r>
-        <w:br/>
-      </w:r>
-      <w:r>
-        <w:rPr>
-          <w:rStyle w:val="VerbatimChar"/>
-        </w:rPr>
-        <w:t xml:space="preserve">##   &lt;.0001</w:t>
-      </w:r>
-      <w:r>
-        <w:br/>
-      </w:r>
-      <w:r>
-        <w:rPr>
-          <w:rStyle w:val="VerbatimChar"/>
-        </w:rPr>
-        <w:t xml:space="preserve">##   &lt;.0001</w:t>
+        <w:t xml:space="preserve">##  contrast   odds.ratio    SE  df asymp.LCL asymp.UCL null z.ratio p.value</w:t>
+      </w:r>
+      <w:r>
+        <w:br/>
+      </w:r>
+      <w:r>
+        <w:rPr>
+          <w:rStyle w:val="VerbatimChar"/>
+        </w:rPr>
+        <w:t xml:space="preserve">##  opt / high      0.743 0.137 Inf     0.517      1.07    1  -1.608  0.1078</w:t>
+      </w:r>
+      <w:r>
+        <w:br/>
+      </w:r>
+      <w:r>
+        <w:rPr>
+          <w:rStyle w:val="VerbatimChar"/>
+        </w:rPr>
+        <w:t xml:space="preserve">##  opt / low       1.785 0.202 Inf     1.431      2.23    1   5.129 &lt;0.0001</w:t>
+      </w:r>
+      <w:r>
+        <w:br/>
+      </w:r>
+      <w:r>
+        <w:rPr>
+          <w:rStyle w:val="VerbatimChar"/>
+        </w:rPr>
+        <w:t xml:space="preserve">##  high / low      2.404 0.358 Inf     1.796      3.22    1   5.889 &lt;0.0001</w:t>
       </w:r>
       <w:r>
         <w:br/>
@@ -1660,7 +1528,7 @@
               <a:graphicData uri="http://schemas.openxmlformats.org/drawingml/2006/picture">
                 <pic:pic>
                   <pic:nvPicPr>
-                    <pic:cNvPr descr="/Volumes/IF/Desktop/Project_manuscript/Dispnet/github/Dispnet/Knitted_Markdowns/Tetranychus_cinnabarinus_PT_files/figure-docx/modeldiagnosticsfitness-1.png" id="45" name="Picture"/>
+                    <pic:cNvPr descr="C:\Users\LABADM~1\Dropbox\ONGOIN~1\DispNet\DISPNE~1\KNITTE~1\TETRAN~1/figure-docx/modeldiagnosticsfitness-1.png" id="45" name="Picture"/>
                     <pic:cNvPicPr>
                       <a:picLocks noChangeArrowheads="1" noChangeAspect="1"/>
                     </pic:cNvPicPr>
@@ -1717,7 +1585,7 @@
               <a:graphicData uri="http://schemas.openxmlformats.org/drawingml/2006/picture">
                 <pic:pic>
                   <pic:nvPicPr>
-                    <pic:cNvPr descr="/Volumes/IF/Desktop/Project_manuscript/Dispnet/github/Dispnet/Knitted_Markdowns/Tetranychus_cinnabarinus_PT_files/figure-docx/modeldiagnosticsdispersal-1.png" id="49" name="Picture"/>
+                    <pic:cNvPr descr="C:\Users\LABADM~1\Dropbox\ONGOIN~1\DispNet\DISPNE~1\KNITTE~1\TETRAN~1/figure-docx/modeldiagnosticsdispersal-1.png" id="49" name="Picture"/>
                     <pic:cNvPicPr>
                       <a:picLocks noChangeArrowheads="1" noChangeAspect="1"/>
                     </pic:cNvPicPr>
@@ -1785,14 +1653,14 @@
 <file path=word/numbering.xml><?xml version="1.0" encoding="utf-8"?>
 <w:numbering xmlns:w="http://schemas.openxmlformats.org/wordprocessingml/2006/main">
   <w:abstractNum w:abstractNumId="990">
-    <w:nsid w:val="0000A990"/>
+    <w:nsid w:val="A990"/>
     <w:multiLevelType w:val="multilevel"/>
     <w:lvl w:ilvl="0">
       <w:numFmt w:val="bullet"/>
       <w:lvlText w:val=" "/>
       <w:lvlJc w:val="left"/>
       <w:pPr>
-        <w:ind w:left="720" w:hanging="360"/>
+        <w:ind w:left="720" w:hanging="480"/>
       </w:pPr>
     </w:lvl>
     <w:lvl w:ilvl="1">
@@ -1800,7 +1668,7 @@
       <w:lvlText w:val=" "/>
       <w:lvlJc w:val="left"/>
       <w:pPr>
-        <w:ind w:left="1440" w:hanging="360"/>
+        <w:ind w:left="1440" w:hanging="480"/>
       </w:pPr>
     </w:lvl>
     <w:lvl w:ilvl="2">
@@ -1808,7 +1676,7 @@
       <w:lvlText w:val=" "/>
       <w:lvlJc w:val="left"/>
       <w:pPr>
-        <w:ind w:left="2160" w:hanging="360"/>
+        <w:ind w:left="2160" w:hanging="480"/>
       </w:pPr>
     </w:lvl>
     <w:lvl w:ilvl="3">
@@ -1816,7 +1684,7 @@
       <w:lvlText w:val=" "/>
       <w:lvlJc w:val="left"/>
       <w:pPr>
-        <w:ind w:left="2880" w:hanging="360"/>
+        <w:ind w:left="2880" w:hanging="480"/>
       </w:pPr>
     </w:lvl>
     <w:lvl w:ilvl="4">
@@ -1824,7 +1692,7 @@
       <w:lvlText w:val=" "/>
       <w:lvlJc w:val="left"/>
       <w:pPr>
-        <w:ind w:left="3600" w:hanging="360"/>
+        <w:ind w:left="3600" w:hanging="480"/>
       </w:pPr>
     </w:lvl>
     <w:lvl w:ilvl="5">
@@ -1832,7 +1700,7 @@
       <w:lvlText w:val=" "/>
       <w:lvlJc w:val="left"/>
       <w:pPr>
-        <w:ind w:left="4320" w:hanging="360"/>
+        <w:ind w:left="4320" w:hanging="480"/>
       </w:pPr>
     </w:lvl>
     <w:lvl w:ilvl="6">
@@ -1840,7 +1708,7 @@
       <w:lvlText w:val=" "/>
       <w:lvlJc w:val="left"/>
       <w:pPr>
-        <w:ind w:left="5040" w:hanging="360"/>
+        <w:ind w:left="5040" w:hanging="480"/>
       </w:pPr>
     </w:lvl>
     <w:lvl w:ilvl="7">
@@ -1848,7 +1716,7 @@
       <w:lvlText w:val=" "/>
       <w:lvlJc w:val="left"/>
       <w:pPr>
-        <w:ind w:left="5760" w:hanging="360"/>
+        <w:ind w:left="5760" w:hanging="480"/>
       </w:pPr>
     </w:lvl>
     <w:lvl w:ilvl="8">
@@ -1856,111 +1724,84 @@
       <w:lvlText w:val=" "/>
       <w:lvlJc w:val="left"/>
       <w:pPr>
-        <w:ind w:left="6480" w:hanging="360"/>
+        <w:ind w:left="6480" w:hanging="480"/>
       </w:pPr>
     </w:lvl>
   </w:abstractNum>
   <w:abstractNum w:abstractNumId="991">
-    <w:nsid w:val="0000A991"/>
+    <w:nsid w:val="A991"/>
     <w:multiLevelType w:val="multilevel"/>
     <w:lvl w:ilvl="0">
       <w:numFmt w:val="bullet"/>
-      <w:lvlText w:val=""/>
+      <w:lvlText w:val="•"/>
       <w:lvlJc w:val="left"/>
       <w:pPr>
-        <w:ind w:left="720" w:hanging="360"/>
-      </w:pPr>
-      <w:rPr>
-        <w:rFonts w:ascii="Symbol" w:hAnsi="Symbol" w:cs="Symbol" w:hint="default"/>
-      </w:rPr>
+        <w:ind w:left="720" w:hanging="480"/>
+      </w:pPr>
     </w:lvl>
     <w:lvl w:ilvl="1">
       <w:numFmt w:val="bullet"/>
-      <w:lvlText w:val="o"/>
+      <w:lvlText w:val="–"/>
       <w:lvlJc w:val="left"/>
       <w:pPr>
-        <w:ind w:left="1440" w:hanging="360"/>
-      </w:pPr>
-      <w:rPr>
-        <w:rFonts w:ascii="Courier New" w:hAnsi="Courier New" w:cs="Courier New" w:hint="default"/>
-      </w:rPr>
+        <w:ind w:left="1440" w:hanging="480"/>
+      </w:pPr>
     </w:lvl>
     <w:lvl w:ilvl="2">
       <w:numFmt w:val="bullet"/>
-      <w:lvlText w:val=""/>
+      <w:lvlText w:val="•"/>
       <w:lvlJc w:val="left"/>
       <w:pPr>
-        <w:ind w:left="2160" w:hanging="360"/>
-      </w:pPr>
-      <w:rPr>
-        <w:rFonts w:ascii="Wingdings" w:hAnsi="Wingdings" w:cs="Wingdings" w:hint="default"/>
-      </w:rPr>
+        <w:ind w:left="2160" w:hanging="480"/>
+      </w:pPr>
     </w:lvl>
     <w:lvl w:ilvl="3">
       <w:numFmt w:val="bullet"/>
-      <w:lvlText w:val=""/>
+      <w:lvlText w:val="–"/>
       <w:lvlJc w:val="left"/>
       <w:pPr>
-        <w:ind w:left="2880" w:hanging="360"/>
-      </w:pPr>
-      <w:rPr>
-        <w:rFonts w:ascii="Symbol" w:hAnsi="Symbol" w:cs="Symbol" w:hint="default"/>
-      </w:rPr>
+        <w:ind w:left="2880" w:hanging="480"/>
+      </w:pPr>
     </w:lvl>
     <w:lvl w:ilvl="4">
       <w:numFmt w:val="bullet"/>
-      <w:lvlText w:val="o"/>
+      <w:lvlText w:val="•"/>
       <w:lvlJc w:val="left"/>
       <w:pPr>
-        <w:ind w:left="3600" w:hanging="360"/>
-      </w:pPr>
-      <w:rPr>
-        <w:rFonts w:ascii="Courier New" w:hAnsi="Courier New" w:cs="Courier New" w:hint="default"/>
-      </w:rPr>
+        <w:ind w:left="3600" w:hanging="480"/>
+      </w:pPr>
     </w:lvl>
     <w:lvl w:ilvl="5">
       <w:numFmt w:val="bullet"/>
-      <w:lvlText w:val=""/>
+      <w:lvlText w:val="–"/>
       <w:lvlJc w:val="left"/>
       <w:pPr>
-        <w:ind w:left="4320" w:hanging="360"/>
-      </w:pPr>
-      <w:rPr>
-        <w:rFonts w:ascii="Wingdings" w:hAnsi="Wingdings" w:cs="Wingdings" w:hint="default"/>
-      </w:rPr>
+        <w:ind w:left="4320" w:hanging="480"/>
+      </w:pPr>
     </w:lvl>
     <w:lvl w:ilvl="6">
       <w:numFmt w:val="bullet"/>
-      <w:lvlText w:val=""/>
+      <w:lvlText w:val="•"/>
       <w:lvlJc w:val="left"/>
       <w:pPr>
-        <w:ind w:left="5040" w:hanging="360"/>
-      </w:pPr>
-      <w:rPr>
-        <w:rFonts w:ascii="Symbol" w:hAnsi="Symbol" w:cs="Symbol" w:hint="default"/>
-      </w:rPr>
+        <w:ind w:left="5040" w:hanging="480"/>
+      </w:pPr>
     </w:lvl>
     <w:lvl w:ilvl="7">
       <w:numFmt w:val="bullet"/>
-      <w:lvlText w:val="o"/>
+      <w:lvlText w:val="–"/>
       <w:lvlJc w:val="left"/>
       <w:pPr>
-        <w:ind w:left="5760" w:hanging="360"/>
-      </w:pPr>
-      <w:rPr>
-        <w:rFonts w:ascii="Courier New" w:hAnsi="Courier New" w:cs="Courier New" w:hint="default"/>
-      </w:rPr>
+        <w:ind w:left="5760" w:hanging="480"/>
+      </w:pPr>
     </w:lvl>
     <w:lvl w:ilvl="8">
       <w:numFmt w:val="bullet"/>
-      <w:lvlText w:val=""/>
+      <w:lvlText w:val="•"/>
       <w:lvlJc w:val="left"/>
       <w:pPr>
-        <w:ind w:left="6480" w:hanging="360"/>
-      </w:pPr>
-      <w:rPr>
-        <w:rFonts w:ascii="Wingdings" w:hAnsi="Wingdings" w:cs="Wingdings" w:hint="default"/>
-      </w:rPr>
+        <w:ind w:left="6480" w:hanging="480"/>
+      </w:pPr>
     </w:lvl>
   </w:abstractNum>
   <w:num w:numId="1000">
@@ -2019,10 +1860,10 @@
     <w:name w:val="Body Text"/>
     <w:basedOn w:val="Normal"/>
     <w:link w:val="BodyTextChar"/>
-    <w:qFormat/>
     <w:pPr>
       <w:spacing w:after="180" w:before="180"/>
     </w:pPr>
+    <w:qFormat/>
   </w:style>
   <w:style w:customStyle="1" w:styleId="FirstParagraph" w:type="paragraph">
     <w:name w:val="First Paragraph"/>
@@ -2042,69 +1883,36 @@
     <w:name w:val="Title"/>
     <w:basedOn w:val="Normal"/>
     <w:next w:val="BodyText"/>
-    <w:link w:val="TitleChar"/>
-    <w:uiPriority w:val="10"/>
     <w:qFormat/>
-    <w:rsid w:val="00A10FD9"/>
     <w:pPr>
-      <w:spacing w:after="80" w:line="240" w:lineRule="auto"/>
-      <w:contextualSpacing/>
+      <w:keepNext/>
+      <w:keepLines/>
+      <w:spacing w:after="240" w:before="480"/>
       <w:jc w:val="center"/>
     </w:pPr>
     <w:rPr>
       <w:rFonts w:asciiTheme="majorHAnsi" w:cstheme="majorBidi" w:eastAsiaTheme="majorEastAsia" w:hAnsiTheme="majorHAnsi"/>
-      <w:spacing w:val="-10"/>
-      <w:kern w:val="28"/>
-      <w:sz w:val="56"/>
-      <w:szCs w:val="56"/>
-    </w:rPr>
-  </w:style>
-  <w:style w:customStyle="1" w:styleId="TitleChar" w:type="character">
-    <w:name w:val="Title Char"/>
-    <w:basedOn w:val="DefaultParagraphFont"/>
-    <w:link w:val="Title"/>
-    <w:uiPriority w:val="10"/>
-    <w:rsid w:val="00A10FD9"/>
-    <w:rPr>
-      <w:rFonts w:asciiTheme="majorHAnsi" w:cstheme="majorBidi" w:eastAsiaTheme="majorEastAsia" w:hAnsiTheme="majorHAnsi"/>
-      <w:spacing w:val="-10"/>
-      <w:kern w:val="28"/>
-      <w:sz w:val="56"/>
-      <w:szCs w:val="56"/>
+      <w:b/>
+      <w:bCs/>
+      <w:color w:themeColor="accent1" w:themeShade="B5" w:val="345A8A"/>
+      <w:sz w:val="36"/>
+      <w:szCs w:val="36"/>
     </w:rPr>
   </w:style>
   <w:style w:styleId="Subtitle" w:type="paragraph">
     <w:name w:val="Subtitle"/>
     <w:basedOn w:val="Title"/>
     <w:next w:val="BodyText"/>
-    <w:link w:val="SubtitleChar"/>
-    <w:uiPriority w:val="11"/>
     <w:qFormat/>
-    <w:rsid w:val="00A10FD9"/>
     <w:pPr>
-      <w:numPr>
-        <w:ilvl w:val="1"/>
-      </w:numPr>
+      <w:keepNext/>
+      <w:keepLines/>
+      <w:spacing w:after="240" w:before="240"/>
+      <w:jc w:val="center"/>
     </w:pPr>
     <w:rPr>
-      <w:rFonts w:cstheme="majorBidi" w:eastAsiaTheme="majorEastAsia"/>
-      <w:spacing w:val="15"/>
-      <w:sz w:val="28"/>
-      <w:szCs w:val="28"/>
-    </w:rPr>
-  </w:style>
-  <w:style w:customStyle="1" w:styleId="SubtitleChar" w:type="character">
-    <w:name w:val="Subtitle Char"/>
-    <w:basedOn w:val="DefaultParagraphFont"/>
-    <w:link w:val="Subtitle"/>
-    <w:uiPriority w:val="11"/>
-    <w:rsid w:val="00A10FD9"/>
-    <w:rPr>
-      <w:rFonts w:cstheme="majorBidi" w:eastAsiaTheme="majorEastAsia"/>
-      <w:color w:themeColor="text1" w:themeTint="A6" w:val="595959"/>
-      <w:spacing w:val="15"/>
-      <w:sz w:val="28"/>
-      <w:szCs w:val="28"/>
+      <w:sz w:val="30"/>
+      <w:szCs w:val="30"/>
     </w:rPr>
   </w:style>
   <w:style w:customStyle="1" w:styleId="Author" w:type="paragraph">
@@ -2127,23 +1935,6 @@
       <w:jc w:val="center"/>
     </w:pPr>
   </w:style>
-  <w:style w:customStyle="1" w:styleId="AbstractTitle" w:type="paragraph">
-    <w:name w:val="Abstract Title"/>
-    <w:basedOn w:val="Normal"/>
-    <w:next w:val="Abstract"/>
-    <w:qFormat/>
-    <w:pPr>
-      <w:keepNext/>
-      <w:keepLines/>
-      <w:spacing w:after="0" w:before="300"/>
-      <w:jc w:val="center"/>
-    </w:pPr>
-    <w:rPr>
-      <w:b/>
-      <w:sz w:val="20"/>
-      <w:szCs w:val="20"/>
-    </w:rPr>
-  </w:style>
   <w:style w:customStyle="1" w:styleId="Abstract" w:type="paragraph">
     <w:name w:val="Abstract"/>
     <w:basedOn w:val="Normal"/>
@@ -2152,7 +1943,7 @@
     <w:pPr>
       <w:keepNext/>
       <w:keepLines/>
-      <w:spacing w:after="300" w:before="100"/>
+      <w:spacing w:after="300" w:before="300"/>
     </w:pPr>
     <w:rPr>
       <w:sz w:val="20"/>
@@ -2168,321 +1959,191 @@
     <w:rPr/>
   </w:style>
   <w:style w:styleId="Heading1" w:type="paragraph">
-    <w:name w:val="heading 1"/>
+    <w:name w:val="Heading 1"/>
     <w:basedOn w:val="Normal"/>
     <w:next w:val="BodyText"/>
-    <w:link w:val="Heading1Char"/>
     <w:uiPriority w:val="9"/>
     <w:qFormat/>
-    <w:rsid w:val="00A10FD9"/>
     <w:pPr>
       <w:keepNext/>
       <w:keepLines/>
-      <w:spacing w:after="80" w:before="360"/>
+      <w:spacing w:after="0" w:before="480"/>
       <w:outlineLvl w:val="0"/>
     </w:pPr>
     <w:rPr>
       <w:rFonts w:asciiTheme="majorHAnsi" w:cstheme="majorBidi" w:eastAsiaTheme="majorEastAsia" w:hAnsiTheme="majorHAnsi"/>
-      <w:color w:themeColor="accent1" w:themeShade="BF" w:val="0F4761"/>
-      <w:sz w:val="40"/>
-      <w:szCs w:val="40"/>
+      <w:b/>
+      <w:bCs/>
+      <w:color w:themeColor="accent1" w:val="4F81BD"/>
+      <w:sz w:val="32"/>
+      <w:szCs w:val="32"/>
     </w:rPr>
   </w:style>
   <w:style w:styleId="Heading2" w:type="paragraph">
-    <w:name w:val="heading 2"/>
+    <w:name w:val="Heading 2"/>
     <w:basedOn w:val="Normal"/>
     <w:next w:val="BodyText"/>
-    <w:link w:val="Heading2Char"/>
     <w:uiPriority w:val="9"/>
-    <w:semiHidden/>
     <w:unhideWhenUsed/>
     <w:qFormat/>
-    <w:rsid w:val="00A10FD9"/>
     <w:pPr>
       <w:keepNext/>
       <w:keepLines/>
-      <w:spacing w:after="80" w:before="160"/>
+      <w:spacing w:after="0" w:before="200"/>
       <w:outlineLvl w:val="1"/>
     </w:pPr>
     <w:rPr>
       <w:rFonts w:asciiTheme="majorHAnsi" w:cstheme="majorBidi" w:eastAsiaTheme="majorEastAsia" w:hAnsiTheme="majorHAnsi"/>
-      <w:color w:themeColor="accent1" w:themeShade="BF" w:val="0F4761"/>
-      <w:sz w:val="32"/>
-      <w:szCs w:val="32"/>
+      <w:b/>
+      <w:bCs/>
+      <w:color w:themeColor="accent1" w:val="4F81BD"/>
+      <w:sz w:val="28"/>
+      <w:szCs w:val="28"/>
     </w:rPr>
   </w:style>
   <w:style w:styleId="Heading3" w:type="paragraph">
-    <w:name w:val="heading 3"/>
+    <w:name w:val="Heading 3"/>
     <w:basedOn w:val="Normal"/>
     <w:next w:val="BodyText"/>
-    <w:link w:val="Heading3Char"/>
     <w:uiPriority w:val="9"/>
-    <w:semiHidden/>
     <w:unhideWhenUsed/>
     <w:qFormat/>
-    <w:rsid w:val="00A10FD9"/>
     <w:pPr>
       <w:keepNext/>
       <w:keepLines/>
-      <w:spacing w:after="80" w:before="160"/>
+      <w:spacing w:after="0" w:before="200"/>
       <w:outlineLvl w:val="2"/>
     </w:pPr>
     <w:rPr>
-      <w:rFonts w:cstheme="majorBidi" w:eastAsiaTheme="majorEastAsia"/>
-      <w:color w:themeColor="accent1" w:themeShade="BF" w:val="0F4761"/>
-      <w:sz w:val="28"/>
-      <w:szCs w:val="28"/>
+      <w:rFonts w:asciiTheme="majorHAnsi" w:cstheme="majorBidi" w:eastAsiaTheme="majorEastAsia" w:hAnsiTheme="majorHAnsi"/>
+      <w:b/>
+      <w:bCs/>
+      <w:color w:themeColor="accent1" w:val="4F81BD"/>
+      <w:sz w:val="24"/>
+      <w:szCs w:val="24"/>
     </w:rPr>
   </w:style>
   <w:style w:styleId="Heading4" w:type="paragraph">
-    <w:name w:val="heading 4"/>
+    <w:name w:val="Heading 4"/>
     <w:basedOn w:val="Normal"/>
     <w:next w:val="BodyText"/>
-    <w:link w:val="Heading4Char"/>
     <w:uiPriority w:val="9"/>
-    <w:semiHidden/>
     <w:unhideWhenUsed/>
     <w:qFormat/>
-    <w:rsid w:val="00A10FD9"/>
     <w:pPr>
       <w:keepNext/>
       <w:keepLines/>
-      <w:spacing w:after="40" w:before="80"/>
+      <w:spacing w:after="0" w:before="200"/>
       <w:outlineLvl w:val="3"/>
     </w:pPr>
     <w:rPr>
-      <w:rFonts w:cstheme="majorBidi" w:eastAsiaTheme="majorEastAsia"/>
+      <w:rFonts w:asciiTheme="majorHAnsi" w:cstheme="majorBidi" w:eastAsiaTheme="majorEastAsia" w:hAnsiTheme="majorHAnsi"/>
       <w:i/>
-      <w:iCs/>
-      <w:color w:themeColor="accent1" w:themeShade="BF" w:val="0F4761"/>
+      <w:bCs/>
+      <w:color w:themeColor="accent1" w:val="4F81BD"/>
+      <w:sz w:val="24"/>
+      <w:szCs w:val="24"/>
     </w:rPr>
   </w:style>
   <w:style w:styleId="Heading5" w:type="paragraph">
-    <w:name w:val="heading 5"/>
+    <w:name w:val="Heading 5"/>
     <w:basedOn w:val="Normal"/>
     <w:next w:val="BodyText"/>
-    <w:link w:val="Heading5Char"/>
     <w:uiPriority w:val="9"/>
-    <w:semiHidden/>
     <w:unhideWhenUsed/>
     <w:qFormat/>
-    <w:rsid w:val="00A10FD9"/>
     <w:pPr>
       <w:keepNext/>
       <w:keepLines/>
-      <w:spacing w:after="40" w:before="80"/>
+      <w:spacing w:after="0" w:before="200"/>
       <w:outlineLvl w:val="4"/>
     </w:pPr>
     <w:rPr>
-      <w:rFonts w:cstheme="majorBidi" w:eastAsiaTheme="majorEastAsia"/>
-      <w:color w:themeColor="accent1" w:themeShade="BF" w:val="0F4761"/>
+      <w:rFonts w:asciiTheme="majorHAnsi" w:cstheme="majorBidi" w:eastAsiaTheme="majorEastAsia" w:hAnsiTheme="majorHAnsi"/>
+      <w:iCs/>
+      <w:color w:themeColor="accent1" w:val="4F81BD"/>
+      <w:sz w:val="24"/>
+      <w:szCs w:val="24"/>
     </w:rPr>
   </w:style>
   <w:style w:styleId="Heading6" w:type="paragraph">
-    <w:name w:val="heading 6"/>
+    <w:name w:val="Heading 6"/>
     <w:basedOn w:val="Normal"/>
     <w:next w:val="BodyText"/>
-    <w:link w:val="Heading6Char"/>
     <w:uiPriority w:val="9"/>
-    <w:semiHidden/>
     <w:unhideWhenUsed/>
     <w:qFormat/>
-    <w:rsid w:val="00A10FD9"/>
     <w:pPr>
       <w:keepNext/>
       <w:keepLines/>
-      <w:spacing w:after="0" w:before="40"/>
+      <w:spacing w:after="0" w:before="200"/>
       <w:outlineLvl w:val="5"/>
     </w:pPr>
     <w:rPr>
-      <w:rFonts w:cstheme="majorBidi" w:eastAsiaTheme="majorEastAsia"/>
-      <w:i/>
-      <w:iCs/>
-      <w:color w:themeColor="text1" w:themeTint="A6" w:val="595959"/>
+      <w:rFonts w:asciiTheme="majorHAnsi" w:cstheme="majorBidi" w:eastAsiaTheme="majorEastAsia" w:hAnsiTheme="majorHAnsi"/>
+      <w:color w:themeColor="accent1" w:val="4F81BD"/>
+      <w:sz w:val="24"/>
+      <w:szCs w:val="24"/>
     </w:rPr>
   </w:style>
   <w:style w:styleId="Heading7" w:type="paragraph">
-    <w:name w:val="heading 7"/>
+    <w:name w:val="Heading 7"/>
     <w:basedOn w:val="Normal"/>
     <w:next w:val="BodyText"/>
-    <w:link w:val="Heading7Char"/>
     <w:uiPriority w:val="9"/>
-    <w:semiHidden/>
     <w:unhideWhenUsed/>
     <w:qFormat/>
-    <w:rsid w:val="00A10FD9"/>
     <w:pPr>
       <w:keepNext/>
       <w:keepLines/>
-      <w:spacing w:after="0" w:before="40"/>
+      <w:spacing w:after="0" w:before="200"/>
       <w:outlineLvl w:val="6"/>
     </w:pPr>
     <w:rPr>
-      <w:rFonts w:cstheme="majorBidi" w:eastAsiaTheme="majorEastAsia"/>
-      <w:color w:themeColor="text1" w:themeTint="A6" w:val="595959"/>
+      <w:rFonts w:asciiTheme="majorHAnsi" w:cstheme="majorBidi" w:eastAsiaTheme="majorEastAsia" w:hAnsiTheme="majorHAnsi"/>
+      <w:color w:themeColor="accent1" w:val="4F81BD"/>
+      <w:sz w:val="24"/>
+      <w:szCs w:val="24"/>
     </w:rPr>
   </w:style>
   <w:style w:styleId="Heading8" w:type="paragraph">
-    <w:name w:val="heading 8"/>
+    <w:name w:val="Heading 8"/>
     <w:basedOn w:val="Normal"/>
     <w:next w:val="BodyText"/>
-    <w:link w:val="Heading8Char"/>
     <w:uiPriority w:val="9"/>
-    <w:semiHidden/>
     <w:unhideWhenUsed/>
     <w:qFormat/>
-    <w:rsid w:val="00A10FD9"/>
     <w:pPr>
       <w:keepNext/>
       <w:keepLines/>
-      <w:spacing w:after="0"/>
+      <w:spacing w:after="0" w:before="200"/>
       <w:outlineLvl w:val="7"/>
     </w:pPr>
     <w:rPr>
-      <w:rFonts w:cstheme="majorBidi" w:eastAsiaTheme="majorEastAsia"/>
-      <w:i/>
-      <w:iCs/>
-      <w:color w:themeColor="text1" w:themeTint="D8" w:val="272727"/>
+      <w:rFonts w:asciiTheme="majorHAnsi" w:cstheme="majorBidi" w:eastAsiaTheme="majorEastAsia" w:hAnsiTheme="majorHAnsi"/>
+      <w:color w:themeColor="accent1" w:val="4F81BD"/>
+      <w:sz w:val="24"/>
+      <w:szCs w:val="24"/>
     </w:rPr>
   </w:style>
   <w:style w:styleId="Heading9" w:type="paragraph">
-    <w:name w:val="heading 9"/>
+    <w:name w:val="Heading 9"/>
     <w:basedOn w:val="Normal"/>
     <w:next w:val="BodyText"/>
-    <w:link w:val="Heading9Char"/>
     <w:uiPriority w:val="9"/>
-    <w:semiHidden/>
     <w:unhideWhenUsed/>
     <w:qFormat/>
-    <w:rsid w:val="00A10FD9"/>
     <w:pPr>
       <w:keepNext/>
       <w:keepLines/>
-      <w:spacing w:after="0"/>
+      <w:spacing w:after="0" w:before="200"/>
       <w:outlineLvl w:val="8"/>
     </w:pPr>
     <w:rPr>
-      <w:rFonts w:cstheme="majorBidi" w:eastAsiaTheme="majorEastAsia"/>
-      <w:color w:themeColor="text1" w:themeTint="D8" w:val="272727"/>
-    </w:rPr>
-  </w:style>
-  <w:style w:customStyle="1" w:styleId="Heading1Char" w:type="character">
-    <w:name w:val="Heading 1 Char"/>
-    <w:basedOn w:val="DefaultParagraphFont"/>
-    <w:link w:val="Heading1"/>
-    <w:uiPriority w:val="9"/>
-    <w:rsid w:val="00A10FD9"/>
-    <w:rPr>
       <w:rFonts w:asciiTheme="majorHAnsi" w:cstheme="majorBidi" w:eastAsiaTheme="majorEastAsia" w:hAnsiTheme="majorHAnsi"/>
-      <w:color w:themeColor="accent1" w:themeShade="BF" w:val="0F4761"/>
-      <w:sz w:val="40"/>
-      <w:szCs w:val="40"/>
-    </w:rPr>
-  </w:style>
-  <w:style w:customStyle="1" w:styleId="Heading2Char" w:type="character">
-    <w:name w:val="Heading 2 Char"/>
-    <w:basedOn w:val="DefaultParagraphFont"/>
-    <w:link w:val="Heading2"/>
-    <w:uiPriority w:val="9"/>
-    <w:semiHidden/>
-    <w:rsid w:val="00A10FD9"/>
-    <w:rPr>
-      <w:rFonts w:asciiTheme="majorHAnsi" w:cstheme="majorBidi" w:eastAsiaTheme="majorEastAsia" w:hAnsiTheme="majorHAnsi"/>
-      <w:color w:themeColor="accent1" w:themeShade="BF" w:val="0F4761"/>
-      <w:sz w:val="32"/>
-      <w:szCs w:val="32"/>
-    </w:rPr>
-  </w:style>
-  <w:style w:customStyle="1" w:styleId="Heading3Char" w:type="character">
-    <w:name w:val="Heading 3 Char"/>
-    <w:basedOn w:val="DefaultParagraphFont"/>
-    <w:link w:val="Heading3"/>
-    <w:uiPriority w:val="9"/>
-    <w:semiHidden/>
-    <w:rsid w:val="00A10FD9"/>
-    <w:rPr>
-      <w:rFonts w:cstheme="majorBidi" w:eastAsiaTheme="majorEastAsia"/>
-      <w:color w:themeColor="accent1" w:themeShade="BF" w:val="0F4761"/>
-      <w:sz w:val="28"/>
-      <w:szCs w:val="28"/>
-    </w:rPr>
-  </w:style>
-  <w:style w:customStyle="1" w:styleId="Heading4Char" w:type="character">
-    <w:name w:val="Heading 4 Char"/>
-    <w:basedOn w:val="DefaultParagraphFont"/>
-    <w:link w:val="Heading4"/>
-    <w:uiPriority w:val="9"/>
-    <w:semiHidden/>
-    <w:rsid w:val="00A10FD9"/>
-    <w:rPr>
-      <w:rFonts w:cstheme="majorBidi" w:eastAsiaTheme="majorEastAsia"/>
-      <w:i/>
-      <w:iCs/>
-      <w:color w:themeColor="accent1" w:themeShade="BF" w:val="0F4761"/>
-    </w:rPr>
-  </w:style>
-  <w:style w:customStyle="1" w:styleId="Heading5Char" w:type="character">
-    <w:name w:val="Heading 5 Char"/>
-    <w:basedOn w:val="DefaultParagraphFont"/>
-    <w:link w:val="Heading5"/>
-    <w:uiPriority w:val="9"/>
-    <w:semiHidden/>
-    <w:rsid w:val="00A10FD9"/>
-    <w:rPr>
-      <w:rFonts w:cstheme="majorBidi" w:eastAsiaTheme="majorEastAsia"/>
-      <w:color w:themeColor="accent1" w:themeShade="BF" w:val="0F4761"/>
-    </w:rPr>
-  </w:style>
-  <w:style w:customStyle="1" w:styleId="Heading6Char" w:type="character">
-    <w:name w:val="Heading 6 Char"/>
-    <w:basedOn w:val="DefaultParagraphFont"/>
-    <w:link w:val="Heading6"/>
-    <w:uiPriority w:val="9"/>
-    <w:semiHidden/>
-    <w:rsid w:val="00A10FD9"/>
-    <w:rPr>
-      <w:rFonts w:cstheme="majorBidi" w:eastAsiaTheme="majorEastAsia"/>
-      <w:i/>
-      <w:iCs/>
-      <w:color w:themeColor="text1" w:themeTint="A6" w:val="595959"/>
-    </w:rPr>
-  </w:style>
-  <w:style w:customStyle="1" w:styleId="Heading7Char" w:type="character">
-    <w:name w:val="Heading 7 Char"/>
-    <w:basedOn w:val="DefaultParagraphFont"/>
-    <w:link w:val="Heading7"/>
-    <w:uiPriority w:val="9"/>
-    <w:semiHidden/>
-    <w:rsid w:val="00A10FD9"/>
-    <w:rPr>
-      <w:rFonts w:cstheme="majorBidi" w:eastAsiaTheme="majorEastAsia"/>
-      <w:color w:themeColor="text1" w:themeTint="A6" w:val="595959"/>
-    </w:rPr>
-  </w:style>
-  <w:style w:customStyle="1" w:styleId="Heading8Char" w:type="character">
-    <w:name w:val="Heading 8 Char"/>
-    <w:basedOn w:val="DefaultParagraphFont"/>
-    <w:link w:val="Heading8"/>
-    <w:uiPriority w:val="9"/>
-    <w:semiHidden/>
-    <w:rsid w:val="00A10FD9"/>
-    <w:rPr>
-      <w:rFonts w:cstheme="majorBidi" w:eastAsiaTheme="majorEastAsia"/>
-      <w:i/>
-      <w:iCs/>
-      <w:color w:themeColor="text1" w:themeTint="D8" w:val="272727"/>
-    </w:rPr>
-  </w:style>
-  <w:style w:customStyle="1" w:styleId="Heading9Char" w:type="character">
-    <w:name w:val="Heading 9 Char"/>
-    <w:basedOn w:val="DefaultParagraphFont"/>
-    <w:link w:val="Heading9"/>
-    <w:uiPriority w:val="9"/>
-    <w:semiHidden/>
-    <w:rsid w:val="00A10FD9"/>
-    <w:rPr>
-      <w:rFonts w:cstheme="majorBidi" w:eastAsiaTheme="majorEastAsia"/>
-      <w:color w:themeColor="text1" w:themeTint="D8" w:val="272727"/>
+      <w:color w:themeColor="accent1" w:val="4F81BD"/>
+      <w:sz w:val="24"/>
+      <w:szCs w:val="24"/>
     </w:rPr>
   </w:style>
   <w:style w:styleId="BlockText" w:type="paragraph">
@@ -2504,18 +2165,6 @@
     <w:uiPriority w:val="9"/>
     <w:unhideWhenUsed/>
     <w:qFormat/>
-  </w:style>
-  <w:style w:styleId="FootnoteBlockText" w:type="paragraph">
-    <w:name w:val="Footnote Block Text"/>
-    <w:basedOn w:val="FootnoteText"/>
-    <w:next w:val="FootnoteText"/>
-    <w:uiPriority w:val="9"/>
-    <w:unhideWhenUsed/>
-    <w:qFormat/>
-    <w:pPr>
-      <w:spacing w:after="100" w:before="100"/>
-      <w:ind w:firstLine="0" w:left="480" w:right="480"/>
-    </w:pPr>
   </w:style>
   <w:style w:default="1" w:styleId="DefaultParagraphFont" w:type="character">
     <w:name w:val="Default Paragraph Font"/>
@@ -2546,10 +2195,10 @@
         <w:jc w:val="left"/>
       </w:trPr>
       <w:tcPr>
+        <w:vAlign w:val="bottom"/>
         <w:tcBorders>
           <w:bottom w:val="single"/>
         </w:tcBorders>
-        <w:vAlign w:val="bottom"/>
       </w:tcPr>
     </w:tblStylePr>
   </w:style>
@@ -2665,9 +2314,9 @@
     <w:name w:val="KeywordTok"/>
     <w:basedOn w:val="VerbatimChar"/>
     <w:rPr>
+      <w:color w:val="204a87"/>
+      <w:shd w:val="clear" w:fill="f8f8f8"/>
       <w:b/>
-      <w:color w:val="204a87"/>
-      <w:shd w:val="clear" w:fill="f8f8f8"/>
     </w:rPr>
   </w:style>
   <w:style w:type="character" w:customStyle="1" w:styleId="DataTypeTok">
@@ -2722,9 +2371,9 @@
     <w:name w:val="SpecialCharTok"/>
     <w:basedOn w:val="VerbatimChar"/>
     <w:rPr>
+      <w:color w:val="ce5c00"/>
+      <w:shd w:val="clear" w:fill="f8f8f8"/>
       <w:b/>
-      <w:color w:val="ce5c00"/>
-      <w:shd w:val="clear" w:fill="f8f8f8"/>
     </w:rPr>
   </w:style>
   <w:style w:type="character" w:customStyle="1" w:styleId="StringTok">
@@ -2762,39 +2411,39 @@
     <w:name w:val="CommentTok"/>
     <w:basedOn w:val="VerbatimChar"/>
     <w:rPr>
+      <w:color w:val="8f5902"/>
+      <w:shd w:val="clear" w:fill="f8f8f8"/>
       <w:i/>
-      <w:color w:val="8f5902"/>
-      <w:shd w:val="clear" w:fill="f8f8f8"/>
     </w:rPr>
   </w:style>
   <w:style w:type="character" w:customStyle="1" w:styleId="DocumentationTok">
     <w:name w:val="DocumentationTok"/>
     <w:basedOn w:val="VerbatimChar"/>
     <w:rPr>
+      <w:color w:val="8f5902"/>
+      <w:shd w:val="clear" w:fill="f8f8f8"/>
       <w:b/>
       <w:i/>
-      <w:color w:val="8f5902"/>
-      <w:shd w:val="clear" w:fill="f8f8f8"/>
     </w:rPr>
   </w:style>
   <w:style w:type="character" w:customStyle="1" w:styleId="AnnotationTok">
     <w:name w:val="AnnotationTok"/>
     <w:basedOn w:val="VerbatimChar"/>
     <w:rPr>
+      <w:color w:val="8f5902"/>
+      <w:shd w:val="clear" w:fill="f8f8f8"/>
       <w:b/>
       <w:i/>
-      <w:color w:val="8f5902"/>
-      <w:shd w:val="clear" w:fill="f8f8f8"/>
     </w:rPr>
   </w:style>
   <w:style w:type="character" w:customStyle="1" w:styleId="CommentVarTok">
     <w:name w:val="CommentVarTok"/>
     <w:basedOn w:val="VerbatimChar"/>
     <w:rPr>
+      <w:color w:val="8f5902"/>
+      <w:shd w:val="clear" w:fill="f8f8f8"/>
       <w:b/>
       <w:i/>
-      <w:color w:val="8f5902"/>
-      <w:shd w:val="clear" w:fill="f8f8f8"/>
     </w:rPr>
   </w:style>
   <w:style w:type="character" w:customStyle="1" w:styleId="OtherTok">
@@ -2809,9 +2458,9 @@
     <w:name w:val="FunctionTok"/>
     <w:basedOn w:val="VerbatimChar"/>
     <w:rPr>
+      <w:color w:val="204a87"/>
+      <w:shd w:val="clear" w:fill="f8f8f8"/>
       <w:b/>
-      <w:color w:val="204a87"/>
-      <w:shd w:val="clear" w:fill="f8f8f8"/>
     </w:rPr>
   </w:style>
   <w:style w:type="character" w:customStyle="1" w:styleId="VariableTok">
@@ -2826,18 +2475,18 @@
     <w:name w:val="ControlFlowTok"/>
     <w:basedOn w:val="VerbatimChar"/>
     <w:rPr>
+      <w:color w:val="204a87"/>
+      <w:shd w:val="clear" w:fill="f8f8f8"/>
       <w:b/>
-      <w:color w:val="204a87"/>
-      <w:shd w:val="clear" w:fill="f8f8f8"/>
     </w:rPr>
   </w:style>
   <w:style w:type="character" w:customStyle="1" w:styleId="OperatorTok">
     <w:name w:val="OperatorTok"/>
     <w:basedOn w:val="VerbatimChar"/>
     <w:rPr>
+      <w:color w:val="ce5c00"/>
+      <w:shd w:val="clear" w:fill="f8f8f8"/>
       <w:b/>
-      <w:color w:val="ce5c00"/>
-      <w:shd w:val="clear" w:fill="f8f8f8"/>
     </w:rPr>
   </w:style>
   <w:style w:type="character" w:customStyle="1" w:styleId="BuiltInTok">
@@ -2858,9 +2507,9 @@
     <w:name w:val="PreprocessorTok"/>
     <w:basedOn w:val="VerbatimChar"/>
     <w:rPr>
+      <w:color w:val="8f5902"/>
+      <w:shd w:val="clear" w:fill="f8f8f8"/>
       <w:i/>
-      <w:color w:val="8f5902"/>
-      <w:shd w:val="clear" w:fill="f8f8f8"/>
     </w:rPr>
   </w:style>
   <w:style w:type="character" w:customStyle="1" w:styleId="AttributeTok">
@@ -2882,20 +2531,20 @@
     <w:name w:val="InformationTok"/>
     <w:basedOn w:val="VerbatimChar"/>
     <w:rPr>
+      <w:color w:val="8f5902"/>
+      <w:shd w:val="clear" w:fill="f8f8f8"/>
       <w:b/>
       <w:i/>
-      <w:color w:val="8f5902"/>
-      <w:shd w:val="clear" w:fill="f8f8f8"/>
     </w:rPr>
   </w:style>
   <w:style w:type="character" w:customStyle="1" w:styleId="WarningTok">
     <w:name w:val="WarningTok"/>
     <w:basedOn w:val="VerbatimChar"/>
     <w:rPr>
+      <w:color w:val="8f5902"/>
+      <w:shd w:val="clear" w:fill="f8f8f8"/>
       <w:b/>
       <w:i/>
-      <w:color w:val="8f5902"/>
-      <w:shd w:val="clear" w:fill="f8f8f8"/>
     </w:rPr>
   </w:style>
   <w:style w:type="character" w:customStyle="1" w:styleId="AlertTok">
@@ -2910,9 +2559,9 @@
     <w:name w:val="ErrorTok"/>
     <w:basedOn w:val="VerbatimChar"/>
     <w:rPr>
+      <w:color w:val="a40000"/>
+      <w:shd w:val="clear" w:fill="f8f8f8"/>
       <w:b/>
-      <w:color w:val="a40000"/>
-      <w:shd w:val="clear" w:fill="f8f8f8"/>
     </w:rPr>
   </w:style>
   <w:style w:type="character" w:customStyle="1" w:styleId="NormalTok">
@@ -2936,44 +2585,44 @@
         <a:sysClr val="window" lastClr="FFFFFF"/>
       </a:lt1>
       <a:dk2>
-        <a:srgbClr val="0E2841"/>
+        <a:srgbClr val="1F497D"/>
       </a:dk2>
       <a:lt2>
-        <a:srgbClr val="E8E8E8"/>
+        <a:srgbClr val="EEECE1"/>
       </a:lt2>
       <a:accent1>
-        <a:srgbClr val="156082"/>
+        <a:srgbClr val="4F81BD"/>
       </a:accent1>
       <a:accent2>
-        <a:srgbClr val="E97132"/>
+        <a:srgbClr val="C0504D"/>
       </a:accent2>
       <a:accent3>
-        <a:srgbClr val="196B24"/>
+        <a:srgbClr val="9BBB59"/>
       </a:accent3>
       <a:accent4>
-        <a:srgbClr val="0F9ED5"/>
+        <a:srgbClr val="8064A2"/>
       </a:accent4>
       <a:accent5>
-        <a:srgbClr val="A02B93"/>
+        <a:srgbClr val="4BACC6"/>
       </a:accent5>
       <a:accent6>
-        <a:srgbClr val="4EA72E"/>
+        <a:srgbClr val="F79646"/>
       </a:accent6>
       <a:hlink>
-        <a:srgbClr val="467886"/>
+        <a:srgbClr val="0000FF"/>
       </a:hlink>
       <a:folHlink>
-        <a:srgbClr val="96607D"/>
+        <a:srgbClr val="800080"/>
       </a:folHlink>
     </a:clrScheme>
     <a:fontScheme name="Office">
       <a:majorFont>
-        <a:latin typeface="Aptos Display" panose="02110004020202020204"/>
+        <a:latin typeface="Calibri"/>
         <a:ea typeface=""/>
         <a:cs typeface=""/>
-        <a:font script="Jpan" typeface="游ゴシック Light"/>
+        <a:font script="Jpan" typeface="ＭＳ ゴシック"/>
         <a:font script="Hang" typeface="맑은 고딕"/>
-        <a:font script="Hans" typeface="等线 Light"/>
+        <a:font script="Hans" typeface="宋体"/>
         <a:font script="Hant" typeface="新細明體"/>
         <a:font script="Arab" typeface="Times New Roman"/>
         <a:font script="Hebr" typeface="Times New Roman"/>
@@ -3000,32 +2649,14 @@
         <a:font script="Mong" typeface="Mongolian Baiti"/>
         <a:font script="Viet" typeface="Times New Roman"/>
         <a:font script="Uigh" typeface="Microsoft Uighur"/>
-        <a:font script="Geor" typeface="Sylfaen"/>
-        <a:font script="Armn" typeface="Arial"/>
-        <a:font script="Bugi" typeface="Leelawadee UI"/>
-        <a:font script="Bopo" typeface="Microsoft JhengHei"/>
-        <a:font script="Java" typeface="Javanese Text"/>
-        <a:font script="Lisu" typeface="Segoe UI"/>
-        <a:font script="Mymr" typeface="Myanmar Text"/>
-        <a:font script="Nkoo" typeface="Ebrima"/>
-        <a:font script="Olck" typeface="Nirmala UI"/>
-        <a:font script="Osma" typeface="Ebrima"/>
-        <a:font script="Phag" typeface="Phagspa"/>
-        <a:font script="Syrn" typeface="Estrangelo Edessa"/>
-        <a:font script="Syrj" typeface="Estrangelo Edessa"/>
-        <a:font script="Syre" typeface="Estrangelo Edessa"/>
-        <a:font script="Sora" typeface="Nirmala UI"/>
-        <a:font script="Tale" typeface="Microsoft Tai Le"/>
-        <a:font script="Talu" typeface="Microsoft New Tai Lue"/>
-        <a:font script="Tfng" typeface="Ebrima"/>
       </a:majorFont>
       <a:minorFont>
-        <a:latin typeface="Aptos" panose="02110004020202020204"/>
+        <a:latin typeface="Cambria"/>
         <a:ea typeface=""/>
         <a:cs typeface=""/>
-        <a:font script="Jpan" typeface="游明朝"/>
+        <a:font script="Jpan" typeface="ＭＳ 明朝"/>
         <a:font script="Hang" typeface="맑은 고딕"/>
-        <a:font script="Hans" typeface="等线"/>
+        <a:font script="Hans" typeface="宋体"/>
         <a:font script="Hant" typeface="新細明體"/>
         <a:font script="Arab" typeface="Arial"/>
         <a:font script="Hebr" typeface="Arial"/>
@@ -3052,24 +2683,6 @@
         <a:font script="Mong" typeface="Mongolian Baiti"/>
         <a:font script="Viet" typeface="Arial"/>
         <a:font script="Uigh" typeface="Microsoft Uighur"/>
-        <a:font script="Geor" typeface="Sylfaen"/>
-        <a:font script="Armn" typeface="Arial"/>
-        <a:font script="Bugi" typeface="Leelawadee UI"/>
-        <a:font script="Bopo" typeface="Microsoft JhengHei"/>
-        <a:font script="Java" typeface="Javanese Text"/>
-        <a:font script="Lisu" typeface="Segoe UI"/>
-        <a:font script="Mymr" typeface="Myanmar Text"/>
-        <a:font script="Nkoo" typeface="Ebrima"/>
-        <a:font script="Olck" typeface="Nirmala UI"/>
-        <a:font script="Osma" typeface="Ebrima"/>
-        <a:font script="Phag" typeface="Phagspa"/>
-        <a:font script="Syrn" typeface="Estrangelo Edessa"/>
-        <a:font script="Syrj" typeface="Estrangelo Edessa"/>
-        <a:font script="Syre" typeface="Estrangelo Edessa"/>
-        <a:font script="Sora" typeface="Nirmala UI"/>
-        <a:font script="Tale" typeface="Microsoft Tai Le"/>
-        <a:font script="Talu" typeface="Microsoft New Tai Lue"/>
-        <a:font script="Tfng" typeface="Ebrima"/>
       </a:minorFont>
     </a:fontScheme>
     <a:fmtScheme name="Office">
@@ -3081,141 +2694,200 @@
           <a:gsLst>
             <a:gs pos="0">
               <a:schemeClr val="phClr">
-                <a:lumMod val="110000"/>
-                <a:satMod val="105000"/>
-                <a:tint val="67000"/>
+                <a:tint val="50000"/>
+                <a:satMod val="300000"/>
               </a:schemeClr>
             </a:gs>
-            <a:gs pos="50000">
+            <a:gs pos="35000">
               <a:schemeClr val="phClr">
-                <a:lumMod val="105000"/>
-                <a:satMod val="103000"/>
-                <a:tint val="73000"/>
+                <a:tint val="37000"/>
+                <a:satMod val="300000"/>
               </a:schemeClr>
             </a:gs>
             <a:gs pos="100000">
               <a:schemeClr val="phClr">
-                <a:lumMod val="105000"/>
-                <a:satMod val="109000"/>
-                <a:tint val="81000"/>
+                <a:tint val="15000"/>
+                <a:satMod val="350000"/>
               </a:schemeClr>
             </a:gs>
           </a:gsLst>
-          <a:lin ang="5400000" scaled="0"/>
+          <a:lin ang="16200000" scaled="1"/>
         </a:gradFill>
         <a:gradFill rotWithShape="1">
           <a:gsLst>
             <a:gs pos="0">
               <a:schemeClr val="phClr">
-                <a:satMod val="103000"/>
-                <a:lumMod val="102000"/>
-                <a:tint val="94000"/>
-              </a:schemeClr>
-            </a:gs>
-            <a:gs pos="50000">
-              <a:schemeClr val="phClr">
-                <a:satMod val="110000"/>
-                <a:lumMod val="100000"/>
+                <a:tint val="100000"/>
                 <a:shade val="100000"/>
+                <a:satMod val="130000"/>
               </a:schemeClr>
             </a:gs>
             <a:gs pos="100000">
               <a:schemeClr val="phClr">
-                <a:lumMod val="99000"/>
-                <a:satMod val="120000"/>
-                <a:shade val="78000"/>
+                <a:tint val="50000"/>
+                <a:shade val="100000"/>
+                <a:satMod val="350000"/>
               </a:schemeClr>
             </a:gs>
           </a:gsLst>
-          <a:lin ang="5400000" scaled="0"/>
+          <a:lin ang="16200000" scaled="0"/>
         </a:gradFill>
       </a:fillStyleLst>
       <a:lnStyleLst>
-        <a:ln w="6350" cap="flat" cmpd="sng" algn="ctr">
+        <a:ln w="9525" cap="flat" cmpd="sng" algn="ctr">
+          <a:solidFill>
+            <a:schemeClr val="phClr">
+              <a:shade val="95000"/>
+              <a:satMod val="105000"/>
+            </a:schemeClr>
+          </a:solidFill>
+          <a:prstDash val="solid"/>
+        </a:ln>
+        <a:ln w="25400" cap="flat" cmpd="sng" algn="ctr">
           <a:solidFill>
             <a:schemeClr val="phClr"/>
           </a:solidFill>
           <a:prstDash val="solid"/>
-          <a:miter lim="800000"/>
         </a:ln>
-        <a:ln w="12700" cap="flat" cmpd="sng" algn="ctr">
+        <a:ln w="38100" cap="flat" cmpd="sng" algn="ctr">
           <a:solidFill>
             <a:schemeClr val="phClr"/>
           </a:solidFill>
           <a:prstDash val="solid"/>
-          <a:miter lim="800000"/>
-        </a:ln>
-        <a:ln w="19050" cap="flat" cmpd="sng" algn="ctr">
-          <a:solidFill>
-            <a:schemeClr val="phClr"/>
-          </a:solidFill>
-          <a:prstDash val="solid"/>
-          <a:miter lim="800000"/>
         </a:ln>
       </a:lnStyleLst>
       <a:effectStyleLst>
         <a:effectStyle>
-          <a:effectLst/>
-        </a:effectStyle>
-        <a:effectStyle>
-          <a:effectLst/>
+          <a:effectLst>
+            <a:outerShdw blurRad="40000" dist="20000" dir="5400000" rotWithShape="0">
+              <a:srgbClr val="000000">
+                <a:alpha val="38000"/>
+              </a:srgbClr>
+            </a:outerShdw>
+          </a:effectLst>
         </a:effectStyle>
         <a:effectStyle>
           <a:effectLst>
-            <a:outerShdw blurRad="57150" dist="19050" dir="5400000" algn="ctr" rotWithShape="0">
+            <a:outerShdw blurRad="40000" dist="23000" dir="5400000" rotWithShape="0">
               <a:srgbClr val="000000">
-                <a:alpha val="63000"/>
+                <a:alpha val="35000"/>
               </a:srgbClr>
             </a:outerShdw>
           </a:effectLst>
+        </a:effectStyle>
+        <a:effectStyle>
+          <a:effectLst>
+            <a:outerShdw blurRad="40000" dist="23000" dir="5400000" rotWithShape="0">
+              <a:srgbClr val="000000">
+                <a:alpha val="35000"/>
+              </a:srgbClr>
+            </a:outerShdw>
+          </a:effectLst>
+          <a:scene3d>
+            <a:camera prst="orthographicFront">
+              <a:rot lat="0" lon="0" rev="0"/>
+            </a:camera>
+            <a:lightRig rig="threePt" dir="t">
+              <a:rot lat="0" lon="0" rev="1200000"/>
+            </a:lightRig>
+          </a:scene3d>
+          <a:sp3d>
+            <a:bevelT w="63500" h="25400"/>
+          </a:sp3d>
         </a:effectStyle>
       </a:effectStyleLst>
       <a:bgFillStyleLst>
         <a:solidFill>
           <a:schemeClr val="phClr"/>
         </a:solidFill>
-        <a:solidFill>
-          <a:schemeClr val="phClr">
-            <a:tint val="95000"/>
-            <a:satMod val="170000"/>
-          </a:schemeClr>
-        </a:solidFill>
         <a:gradFill rotWithShape="1">
           <a:gsLst>
             <a:gs pos="0">
               <a:schemeClr val="phClr">
-                <a:tint val="93000"/>
-                <a:satMod val="150000"/>
-                <a:shade val="98000"/>
-                <a:lumMod val="102000"/>
+                <a:tint val="40000"/>
+                <a:satMod val="350000"/>
               </a:schemeClr>
             </a:gs>
-            <a:gs pos="50000">
+            <a:gs pos="40000">
               <a:schemeClr val="phClr">
-                <a:tint val="98000"/>
-                <a:satMod val="130000"/>
-                <a:shade val="90000"/>
-                <a:lumMod val="103000"/>
+                <a:tint val="45000"/>
+                <a:shade val="99000"/>
+                <a:satMod val="350000"/>
               </a:schemeClr>
             </a:gs>
             <a:gs pos="100000">
               <a:schemeClr val="phClr">
-                <a:shade val="63000"/>
-                <a:satMod val="120000"/>
+                <a:shade val="20000"/>
+                <a:satMod val="255000"/>
               </a:schemeClr>
             </a:gs>
           </a:gsLst>
-          <a:lin ang="5400000" scaled="0"/>
+          <a:path path="circle">
+            <a:fillToRect l="50000" t="-80000" r="50000" b="180000"/>
+          </a:path>
+        </a:gradFill>
+        <a:gradFill rotWithShape="1">
+          <a:gsLst>
+            <a:gs pos="0">
+              <a:schemeClr val="phClr">
+                <a:tint val="80000"/>
+                <a:satMod val="300000"/>
+              </a:schemeClr>
+            </a:gs>
+            <a:gs pos="100000">
+              <a:schemeClr val="phClr">
+                <a:shade val="30000"/>
+                <a:satMod val="200000"/>
+              </a:schemeClr>
+            </a:gs>
+          </a:gsLst>
+          <a:path path="circle">
+            <a:fillToRect l="50000" t="50000" r="50000" b="50000"/>
+          </a:path>
         </a:gradFill>
       </a:bgFillStyleLst>
     </a:fmtScheme>
   </a:themeElements>
-  <a:objectDefaults/>
+  <a:objectDefaults>
+    <a:spDef>
+      <a:spPr/>
+      <a:bodyPr/>
+      <a:lstStyle/>
+      <a:style>
+        <a:lnRef idx="1">
+          <a:schemeClr val="accent1"/>
+        </a:lnRef>
+        <a:fillRef idx="3">
+          <a:schemeClr val="accent1"/>
+        </a:fillRef>
+        <a:effectRef idx="2">
+          <a:schemeClr val="accent1"/>
+        </a:effectRef>
+        <a:fontRef idx="minor">
+          <a:schemeClr val="lt1"/>
+        </a:fontRef>
+      </a:style>
+    </a:spDef>
+    <a:lnDef>
+      <a:spPr/>
+      <a:bodyPr/>
+      <a:lstStyle/>
+      <a:style>
+        <a:lnRef idx="2">
+          <a:schemeClr val="accent1"/>
+        </a:lnRef>
+        <a:fillRef idx="0">
+          <a:schemeClr val="accent1"/>
+        </a:fillRef>
+        <a:effectRef idx="1">
+          <a:schemeClr val="accent1"/>
+        </a:effectRef>
+        <a:fontRef idx="minor">
+          <a:schemeClr val="tx1"/>
+        </a:fontRef>
+      </a:style>
+    </a:lnDef>
+  </a:objectDefaults>
   <a:extraClrSchemeLst/>
-  <a:extLst>
-    <a:ext uri="{05A4C25C-085E-4340-85A3-A5531E510DB2}">
-      <thm15:themeFamily xmlns:thm15="http://schemas.microsoft.com/office/thememl/2012/main" name="Office Theme" id="{2E142A2C-CD16-42D6-873A-C26D2A0506FA}" vid="{1BDDFF52-6CD6-40A5-AB3C-68EB2F1E4D0A}"/>
-    </a:ext>
-  </a:extLst>
 </a:theme>
 </file>